--- a/docs/atlas/ATL-10_Cong-no-phai-tra.docx
+++ b/docs/atlas/ATL-10_Cong-no-phai-tra.docx
@@ -313,7 +313,7 @@
                 <w:sz w:val="19"/>
                 <w:szCs w:val="19"/>
               </w:rPr>
-              <w:t xml:space="preserve">1.0 — 22/10/2026</w:t>
+              <w:t xml:space="preserve">1.1 — 23/10/2026</w:t>
             </w:r>
           </w:p>
         </w:tc>
@@ -537,7 +537,7 @@
           <w:sz w:val="19"/>
           <w:szCs w:val="19"/>
         </w:rPr>
-        <w:t xml:space="preserve">Lưu ý: các mã quyền là danh mục đã định nghĩa (xem ATL-23); giao diện hiện chưa kiểm tra quyền — mọi tài khoản đăng nhập đều xem và dùng được mọi chức năng.</w:t>
+        <w:t xml:space="preserve">Lưu ý: quyền được kiểm tra ở cả hai nơi — giao diện ẩn trang, mục menu và nút mà chức vụ không có quyền; máy chủ kiểm tra lại ở mọi API (thiếu quyền thì báo "Chức vụ của bạn chưa có quyền…"). Danh mục quyền: ATL-23.</w:t>
       </w:r>
     </w:p>
     <w:p>
@@ -2984,7 +2984,7 @@
           <w:sz w:val="21"/>
           <w:szCs w:val="21"/>
         </w:rPr>
-        <w:t xml:space="preserve">Hệ thống hiện chạy trên dữ liệu mô phỏng (mock) trong trình duyệt; các quy tắc dưới đây là hành vi đã cài đặt ở giao diện và sẽ ánh xạ 1:1 sang API backend.</w:t>
+        <w:t xml:space="preserve">Dữ liệu được lưu ở máy chủ (cơ sở dữ liệu PostgreSQL) và đọc / ghi qua API; các quy tắc nghiệp vụ trong tài liệu này được áp ở máy chủ, giao diện báo lỗi sớm cho người dùng. Mỗi thao tác ghi để lại một dòng Nhật ký hoạt động (ATL-27).</w:t>
       </w:r>
     </w:p>
     <w:sectPr>

--- a/docs/atlas/ATL-10_Cong-no-phai-tra.docx
+++ b/docs/atlas/ATL-10_Cong-no-phai-tra.docx
@@ -1,6 +1,6 @@
 
 <file path=word/document.xml><?xml version="1.0" encoding="utf-8"?>
-<w:document xmlns:wpc="http://schemas.microsoft.com/office/word/2010/wordprocessingCanvas" xmlns:mc="http://schemas.openxmlformats.org/markup-compatibility/2006" xmlns:o="urn:schemas-microsoft-com:office:office" xmlns:r="http://schemas.openxmlformats.org/officeDocument/2006/relationships" xmlns:m="http://schemas.openxmlformats.org/officeDocument/2006/math" xmlns:v="urn:schemas-microsoft-com:vml" xmlns:wp14="http://schemas.microsoft.com/office/word/2010/wordprocessingDrawing" xmlns:wp="http://schemas.openxmlformats.org/drawingml/2006/wordprocessingDrawing" xmlns:w10="urn:schemas-microsoft-com:office:word" xmlns:w="http://schemas.openxmlformats.org/wordprocessingml/2006/main" xmlns:w14="http://schemas.microsoft.com/office/word/2010/wordml" xmlns:w15="http://schemas.microsoft.com/office/word/2012/wordml" xmlns:wpg="http://schemas.microsoft.com/office/word/2010/wordprocessingGroup" xmlns:wpi="http://schemas.microsoft.com/office/word/2010/wordprocessingInk" xmlns:wne="http://schemas.microsoft.com/office/word/2006/wordml" xmlns:wps="http://schemas.microsoft.com/office/word/2010/wordprocessingShape" xmlns:cx="http://schemas.microsoft.com/office/drawing/2014/chartex" xmlns:cx1="http://schemas.microsoft.com/office/drawing/2015/9/8/chartex" xmlns:cx2="http://schemas.microsoft.com/office/drawing/2015/10/21/chartex" xmlns:cx3="http://schemas.microsoft.com/office/drawing/2016/5/9/chartex" xmlns:cx4="http://schemas.microsoft.com/office/drawing/2016/5/10/chartex" xmlns:cx5="http://schemas.microsoft.com/office/drawing/2016/5/11/chartex" xmlns:cx6="http://schemas.microsoft.com/office/drawing/2016/5/12/chartex" xmlns:cx7="http://schemas.microsoft.com/office/drawing/2016/5/13/chartex" xmlns:cx8="http://schemas.microsoft.com/office/drawing/2016/5/14/chartex" xmlns:aink="http://schemas.microsoft.com/office/drawing/2016/ink" xmlns:am3d="http://schemas.microsoft.com/office/drawing/2017/model3d" xmlns:w16cex="http://schemas.microsoft.com/office/word/2018/wordml/cex" xmlns:w16cid="http://schemas.microsoft.com/office/word/2016/wordml/cid" xmlns:w16="http://schemas.microsoft.com/office/word/2018/wordml" xmlns:w16sdtdh="http://schemas.microsoft.com/office/word/2020/wordml/sdtdatahash" xmlns:w16se="http://schemas.microsoft.com/office/word/2015/wordml/symex" mc:Ignorable="w14 w15 wp14">
+<w:document xmlns:r="http://schemas.openxmlformats.org/officeDocument/2006/relationships" xmlns:w="http://schemas.openxmlformats.org/wordprocessingml/2006/main">
   <w:body>
     <w:p>
       <w:pPr>
@@ -313,7 +313,7 @@
                 <w:sz w:val="19"/>
                 <w:szCs w:val="19"/>
               </w:rPr>
-              <w:t xml:space="preserve">1.1 — 23/10/2026</w:t>
+              <w:t xml:space="preserve">1.2 — 29/10/2026</w:t>
             </w:r>
           </w:p>
         </w:tc>
@@ -386,11 +386,6 @@
         </w:tc>
       </w:tr>
     </w:tbl>
-    <w:p>
-      <w:pPr>
-        <w:spacing w:after="80"/>
-      </w:pPr>
-    </w:p>
     <w:p>
       <w:pPr>
         <w:pStyle w:val="Heading1"/>
@@ -463,7 +458,7 @@
         <w:pStyle w:val="ListParagraph"/>
         <w:numPr>
           <w:ilvl w:val="0"/>
-          <w:numId w:val="2"/>
+          <w:numId w:val="1"/>
         </w:numPr>
         <w:spacing w:after="60" w:line="290"/>
       </w:pPr>
@@ -481,7 +476,7 @@
         <w:pStyle w:val="ListParagraph"/>
         <w:numPr>
           <w:ilvl w:val="0"/>
-          <w:numId w:val="2"/>
+          <w:numId w:val="1"/>
         </w:numPr>
         <w:spacing w:after="60" w:line="290"/>
       </w:pPr>
@@ -522,7 +517,7 @@
           <w:sz w:val="21"/>
           <w:szCs w:val="21"/>
         </w:rPr>
-        <w:t xml:space="preserve">debt.view; lập phiếu chi cần voucher.create.</w:t>
+        <w:t xml:space="preserve">debt.view; lập phiếu chi cần voucher.create_payment; đối trừ chọn tay cần debt.settle.</w:t>
       </w:r>
     </w:p>
     <w:p>
@@ -829,7 +824,7 @@
     </w:tbl>
     <w:p>
       <w:pPr>
-        <w:spacing w:after="80"/>
+        <w:spacing w:after="0" w:line="120" w:lineRule="exact"/>
       </w:pPr>
     </w:p>
     <w:tbl>
@@ -845,10 +840,10 @@
         </w:tblBorders>
       </w:tblPr>
       <w:tblGrid>
-        <w:gridCol w:w="596"/>
-        <w:gridCol w:w="1490"/>
-        <w:gridCol w:w="3974"/>
-        <w:gridCol w:w="3578"/>
+        <w:gridCol w:w="660"/>
+        <w:gridCol w:w="1100"/>
+        <w:gridCol w:w="1764"/>
+        <w:gridCol w:w="6114"/>
       </w:tblGrid>
       <w:tr>
         <w:trPr>
@@ -857,7 +852,7 @@
         </w:trPr>
         <w:tc>
           <w:tcPr>
-            <w:tcW w:type="dxa" w:w="596"/>
+            <w:tcW w:type="dxa" w:w="660"/>
             <w:tcBorders>
               <w:top w:val="single" w:color="A6A6A6" w:sz="4"/>
               <w:left w:val="single" w:color="A6A6A6" w:sz="4"/>
@@ -891,7 +886,7 @@
         </w:tc>
         <w:tc>
           <w:tcPr>
-            <w:tcW w:type="dxa" w:w="1490"/>
+            <w:tcW w:type="dxa" w:w="1100"/>
             <w:tcBorders>
               <w:top w:val="single" w:color="A6A6A6" w:sz="4"/>
               <w:left w:val="single" w:color="A6A6A6" w:sz="4"/>
@@ -925,7 +920,7 @@
         </w:tc>
         <w:tc>
           <w:tcPr>
-            <w:tcW w:type="dxa" w:w="3974"/>
+            <w:tcW w:type="dxa" w:w="1764"/>
             <w:tcBorders>
               <w:top w:val="single" w:color="A6A6A6" w:sz="4"/>
               <w:left w:val="single" w:color="A6A6A6" w:sz="4"/>
@@ -959,7 +954,7 @@
         </w:tc>
         <w:tc>
           <w:tcPr>
-            <w:tcW w:type="dxa" w:w="3578"/>
+            <w:tcW w:type="dxa" w:w="6114"/>
             <w:tcBorders>
               <w:top w:val="single" w:color="A6A6A6" w:sz="4"/>
               <w:left w:val="single" w:color="A6A6A6" w:sz="4"/>
@@ -998,7 +993,7 @@
         </w:trPr>
         <w:tc>
           <w:tcPr>
-            <w:tcW w:type="dxa" w:w="596"/>
+            <w:tcW w:type="dxa" w:w="660"/>
             <w:tcBorders>
               <w:top w:val="single" w:color="A6A6A6" w:sz="4"/>
               <w:left w:val="single" w:color="A6A6A6" w:sz="4"/>
@@ -1029,7 +1024,7 @@
         </w:tc>
         <w:tc>
           <w:tcPr>
-            <w:tcW w:type="dxa" w:w="1490"/>
+            <w:tcW w:type="dxa" w:w="1100"/>
             <w:tcBorders>
               <w:top w:val="single" w:color="A6A6A6" w:sz="4"/>
               <w:left w:val="single" w:color="A6A6A6" w:sz="4"/>
@@ -1060,7 +1055,7 @@
         </w:tc>
         <w:tc>
           <w:tcPr>
-            <w:tcW w:type="dxa" w:w="3974"/>
+            <w:tcW w:type="dxa" w:w="1764"/>
             <w:tcBorders>
               <w:top w:val="single" w:color="A6A6A6" w:sz="4"/>
               <w:left w:val="single" w:color="A6A6A6" w:sz="4"/>
@@ -1091,32 +1086,32 @@
         </w:tc>
         <w:tc>
           <w:tcPr>
-            <w:tcW w:type="dxa" w:w="3578"/>
-            <w:tcBorders>
-              <w:top w:val="single" w:color="A6A6A6" w:sz="4"/>
-              <w:left w:val="single" w:color="A6A6A6" w:sz="4"/>
-              <w:bottom w:val="single" w:color="A6A6A6" w:sz="4"/>
-              <w:right w:val="single" w:color="A6A6A6" w:sz="4"/>
-            </w:tcBorders>
-            <w:tcMar>
-              <w:top w:type="dxa" w:w="60"/>
-              <w:left w:type="dxa" w:w="100"/>
-              <w:bottom w:type="dxa" w:w="60"/>
-              <w:right w:type="dxa" w:w="100"/>
-            </w:tcMar>
-            <w:vAlign w:val="top"/>
-          </w:tcPr>
-          <w:p>
-            <w:pPr>
-              <w:spacing w:after="20" w:line="270"/>
-            </w:pPr>
-            <w:r>
-              <w:rPr>
-                <w:rFonts w:ascii="Arial" w:cs="Arial" w:eastAsia="Arial" w:hAnsi="Arial"/>
-                <w:sz w:val="19"/>
-                <w:szCs w:val="19"/>
-              </w:rPr>
-              <w:t xml:space="preserve">Khoản phát sinh = giá trị hàng đã nhận; hạn = ngày nhập + số ngày được nợ của NCC.</w:t>
+            <w:tcW w:type="dxa" w:w="6114"/>
+            <w:tcBorders>
+              <w:top w:val="single" w:color="A6A6A6" w:sz="4"/>
+              <w:left w:val="single" w:color="A6A6A6" w:sz="4"/>
+              <w:bottom w:val="single" w:color="A6A6A6" w:sz="4"/>
+              <w:right w:val="single" w:color="A6A6A6" w:sz="4"/>
+            </w:tcBorders>
+            <w:tcMar>
+              <w:top w:type="dxa" w:w="60"/>
+              <w:left w:type="dxa" w:w="100"/>
+              <w:bottom w:type="dxa" w:w="60"/>
+              <w:right w:type="dxa" w:w="100"/>
+            </w:tcMar>
+            <w:vAlign w:val="top"/>
+          </w:tcPr>
+          <w:p>
+            <w:pPr>
+              <w:spacing w:after="20" w:line="270"/>
+            </w:pPr>
+            <w:r>
+              <w:rPr>
+                <w:rFonts w:ascii="Arial" w:cs="Arial" w:eastAsia="Arial" w:hAnsi="Arial"/>
+                <w:sz w:val="19"/>
+                <w:szCs w:val="19"/>
+              </w:rPr>
+              <w:t xml:space="preserve">Mỗi lần nhận là một khoản phát sinh = giá trị hàng nhận lần đó (gồm thuế); hạn = ngày nhận + số ngày được nợ của NCC. Trả lại hàng mua ghi phát sinh giảm vào ngày trả.</w:t>
             </w:r>
           </w:p>
         </w:tc>
@@ -1127,7 +1122,7 @@
         </w:trPr>
         <w:tc>
           <w:tcPr>
-            <w:tcW w:type="dxa" w:w="596"/>
+            <w:tcW w:type="dxa" w:w="660"/>
             <w:tcBorders>
               <w:top w:val="single" w:color="A6A6A6" w:sz="4"/>
               <w:left w:val="single" w:color="A6A6A6" w:sz="4"/>
@@ -1158,7 +1153,7 @@
         </w:tc>
         <w:tc>
           <w:tcPr>
-            <w:tcW w:type="dxa" w:w="1490"/>
+            <w:tcW w:type="dxa" w:w="1100"/>
             <w:tcBorders>
               <w:top w:val="single" w:color="A6A6A6" w:sz="4"/>
               <w:left w:val="single" w:color="A6A6A6" w:sz="4"/>
@@ -1189,7 +1184,7 @@
         </w:tc>
         <w:tc>
           <w:tcPr>
-            <w:tcW w:type="dxa" w:w="3974"/>
+            <w:tcW w:type="dxa" w:w="1764"/>
             <w:tcBorders>
               <w:top w:val="single" w:color="A6A6A6" w:sz="4"/>
               <w:left w:val="single" w:color="A6A6A6" w:sz="4"/>
@@ -1220,7 +1215,7 @@
         </w:tc>
         <w:tc>
           <w:tcPr>
-            <w:tcW w:type="dxa" w:w="3578"/>
+            <w:tcW w:type="dxa" w:w="6114"/>
             <w:tcBorders>
               <w:top w:val="single" w:color="A6A6A6" w:sz="4"/>
               <w:left w:val="single" w:color="A6A6A6" w:sz="4"/>
@@ -1256,7 +1251,7 @@
         </w:trPr>
         <w:tc>
           <w:tcPr>
-            <w:tcW w:type="dxa" w:w="596"/>
+            <w:tcW w:type="dxa" w:w="660"/>
             <w:tcBorders>
               <w:top w:val="single" w:color="A6A6A6" w:sz="4"/>
               <w:left w:val="single" w:color="A6A6A6" w:sz="4"/>
@@ -1287,7 +1282,7 @@
         </w:tc>
         <w:tc>
           <w:tcPr>
-            <w:tcW w:type="dxa" w:w="1490"/>
+            <w:tcW w:type="dxa" w:w="1100"/>
             <w:tcBorders>
               <w:top w:val="single" w:color="A6A6A6" w:sz="4"/>
               <w:left w:val="single" w:color="A6A6A6" w:sz="4"/>
@@ -1318,7 +1313,7 @@
         </w:tc>
         <w:tc>
           <w:tcPr>
-            <w:tcW w:type="dxa" w:w="3974"/>
+            <w:tcW w:type="dxa" w:w="1764"/>
             <w:tcBorders>
               <w:top w:val="single" w:color="A6A6A6" w:sz="4"/>
               <w:left w:val="single" w:color="A6A6A6" w:sz="4"/>
@@ -1349,7 +1344,7 @@
         </w:tc>
         <w:tc>
           <w:tcPr>
-            <w:tcW w:type="dxa" w:w="3578"/>
+            <w:tcW w:type="dxa" w:w="6114"/>
             <w:tcBorders>
               <w:top w:val="single" w:color="A6A6A6" w:sz="4"/>
               <w:left w:val="single" w:color="A6A6A6" w:sz="4"/>
@@ -1385,7 +1380,7 @@
         </w:trPr>
         <w:tc>
           <w:tcPr>
-            <w:tcW w:type="dxa" w:w="596"/>
+            <w:tcW w:type="dxa" w:w="660"/>
             <w:tcBorders>
               <w:top w:val="single" w:color="A6A6A6" w:sz="4"/>
               <w:left w:val="single" w:color="A6A6A6" w:sz="4"/>
@@ -1416,7 +1411,7 @@
         </w:tc>
         <w:tc>
           <w:tcPr>
-            <w:tcW w:type="dxa" w:w="1490"/>
+            <w:tcW w:type="dxa" w:w="1100"/>
             <w:tcBorders>
               <w:top w:val="single" w:color="A6A6A6" w:sz="4"/>
               <w:left w:val="single" w:color="A6A6A6" w:sz="4"/>
@@ -1447,7 +1442,7 @@
         </w:tc>
         <w:tc>
           <w:tcPr>
-            <w:tcW w:type="dxa" w:w="3974"/>
+            <w:tcW w:type="dxa" w:w="1764"/>
             <w:tcBorders>
               <w:top w:val="single" w:color="A6A6A6" w:sz="4"/>
               <w:left w:val="single" w:color="A6A6A6" w:sz="4"/>
@@ -1478,7 +1473,7 @@
         </w:tc>
         <w:tc>
           <w:tcPr>
-            <w:tcW w:type="dxa" w:w="3578"/>
+            <w:tcW w:type="dxa" w:w="6114"/>
             <w:tcBorders>
               <w:top w:val="single" w:color="A6A6A6" w:sz="4"/>
               <w:left w:val="single" w:color="A6A6A6" w:sz="4"/>
@@ -1509,6 +1504,11 @@
         </w:tc>
       </w:tr>
     </w:tbl>
+    <w:p>
+      <w:pPr>
+        <w:spacing w:after="60"/>
+      </w:pPr>
+    </w:p>
     <w:p>
       <w:pPr>
         <w:pStyle w:val="Heading1"/>
@@ -1540,8 +1540,8 @@
         </w:tblBorders>
       </w:tblPr>
       <w:tblGrid>
-        <w:gridCol w:w="2409"/>
-        <w:gridCol w:w="7229"/>
+        <w:gridCol w:w="1430"/>
+        <w:gridCol w:w="8208"/>
       </w:tblGrid>
       <w:tr>
         <w:trPr>
@@ -1550,7 +1550,7 @@
         </w:trPr>
         <w:tc>
           <w:tcPr>
-            <w:tcW w:type="dxa" w:w="2409"/>
+            <w:tcW w:type="dxa" w:w="1430"/>
             <w:tcBorders>
               <w:top w:val="single" w:color="A6A6A6" w:sz="4"/>
               <w:left w:val="single" w:color="A6A6A6" w:sz="4"/>
@@ -1584,7 +1584,7 @@
         </w:tc>
         <w:tc>
           <w:tcPr>
-            <w:tcW w:type="dxa" w:w="7229"/>
+            <w:tcW w:type="dxa" w:w="8208"/>
             <w:tcBorders>
               <w:top w:val="single" w:color="A6A6A6" w:sz="4"/>
               <w:left w:val="single" w:color="A6A6A6" w:sz="4"/>
@@ -1623,7 +1623,7 @@
         </w:trPr>
         <w:tc>
           <w:tcPr>
-            <w:tcW w:type="dxa" w:w="2409"/>
+            <w:tcW w:type="dxa" w:w="1430"/>
             <w:tcBorders>
               <w:top w:val="single" w:color="A6A6A6" w:sz="4"/>
               <w:left w:val="single" w:color="A6A6A6" w:sz="4"/>
@@ -1654,7 +1654,7 @@
         </w:tc>
         <w:tc>
           <w:tcPr>
-            <w:tcW w:type="dxa" w:w="7229"/>
+            <w:tcW w:type="dxa" w:w="8208"/>
             <w:tcBorders>
               <w:top w:val="single" w:color="A6A6A6" w:sz="4"/>
               <w:left w:val="single" w:color="A6A6A6" w:sz="4"/>
@@ -1690,7 +1690,7 @@
         </w:trPr>
         <w:tc>
           <w:tcPr>
-            <w:tcW w:type="dxa" w:w="2409"/>
+            <w:tcW w:type="dxa" w:w="1430"/>
             <w:tcBorders>
               <w:top w:val="single" w:color="A6A6A6" w:sz="4"/>
               <w:left w:val="single" w:color="A6A6A6" w:sz="4"/>
@@ -1721,7 +1721,7 @@
         </w:tc>
         <w:tc>
           <w:tcPr>
-            <w:tcW w:type="dxa" w:w="7229"/>
+            <w:tcW w:type="dxa" w:w="8208"/>
             <w:tcBorders>
               <w:top w:val="single" w:color="A6A6A6" w:sz="4"/>
               <w:left w:val="single" w:color="A6A6A6" w:sz="4"/>
@@ -1752,6 +1752,11 @@
         </w:tc>
       </w:tr>
     </w:tbl>
+    <w:p>
+      <w:pPr>
+        <w:spacing w:after="60"/>
+      </w:pPr>
+    </w:p>
     <w:p>
       <w:pPr>
         <w:pStyle w:val="Heading1"/>
@@ -1775,18 +1780,10 @@
         <w:pStyle w:val="ListParagraph"/>
         <w:numPr>
           <w:ilvl w:val="0"/>
-          <w:numId w:val="3"/>
+          <w:numId w:val="2"/>
         </w:numPr>
         <w:spacing w:after="70" w:line="290"/>
       </w:pPr>
-      <w:r>
-        <w:rPr>
-          <w:rFonts w:ascii="Arial" w:cs="Arial" w:eastAsia="Arial" w:hAnsi="Arial"/>
-          <w:sz w:val="21"/>
-          <w:szCs w:val="21"/>
-        </w:rPr>
-        <w:t xml:space="preserve"/>
-      </w:r>
       <w:r>
         <w:rPr>
           <w:rFonts w:ascii="Arial" w:cs="Arial" w:eastAsia="Arial" w:hAnsi="Arial"/>
@@ -1803,25 +1800,7 @@
           <w:sz w:val="21"/>
           <w:szCs w:val="21"/>
         </w:rPr>
-        <w:t xml:space="preserve"> của đơn nhập, không phải số đặt.</w:t>
-      </w:r>
-    </w:p>
-    <w:p>
-      <w:pPr>
-        <w:pStyle w:val="ListParagraph"/>
-        <w:numPr>
-          <w:ilvl w:val="0"/>
-          <w:numId w:val="3"/>
-        </w:numPr>
-        <w:spacing w:after="70" w:line="290"/>
-      </w:pPr>
-      <w:r>
-        <w:rPr>
-          <w:rFonts w:ascii="Arial" w:cs="Arial" w:eastAsia="Arial" w:hAnsi="Arial"/>
-          <w:sz w:val="21"/>
-          <w:szCs w:val="21"/>
-        </w:rPr>
-        <w:t xml:space="preserve"/>
+        <w:t xml:space="preserve"> của đơn nhập, không phải số đặt; </w:t>
       </w:r>
       <w:r>
         <w:rPr>
@@ -1831,7 +1810,7 @@
           <w:sz w:val="21"/>
           <w:szCs w:val="21"/>
         </w:rPr>
-        <w:t xml:space="preserve">Số dư tính trên toàn bộ lịch sử</w:t>
+        <w:t xml:space="preserve">mỗi lần nhận một khoản</w:t>
       </w:r>
       <w:r>
         <w:rPr>
@@ -1839,7 +1818,7 @@
           <w:sz w:val="21"/>
           <w:szCs w:val="21"/>
         </w:rPr>
-        <w:t xml:space="preserve">, không phụ thuộc khoảng ngày — đây là số hai bên cần chốt.</w:t>
+        <w:t xml:space="preserve"> (DN0000009, DN0000009·2…) có hạn riêng. Đơn nhận trước khi có bảng đợt vẫn là một khoản như cũ.</w:t>
       </w:r>
     </w:p>
     <w:p>
@@ -1847,18 +1826,10 @@
         <w:pStyle w:val="ListParagraph"/>
         <w:numPr>
           <w:ilvl w:val="0"/>
-          <w:numId w:val="3"/>
+          <w:numId w:val="2"/>
         </w:numPr>
         <w:spacing w:after="70" w:line="290"/>
       </w:pPr>
-      <w:r>
-        <w:rPr>
-          <w:rFonts w:ascii="Arial" w:cs="Arial" w:eastAsia="Arial" w:hAnsi="Arial"/>
-          <w:sz w:val="21"/>
-          <w:szCs w:val="21"/>
-        </w:rPr>
-        <w:t xml:space="preserve"/>
-      </w:r>
       <w:r>
         <w:rPr>
           <w:rFonts w:ascii="Arial" w:cs="Arial" w:eastAsia="Arial" w:hAnsi="Arial"/>
@@ -1867,7 +1838,7 @@
           <w:sz w:val="21"/>
           <w:szCs w:val="21"/>
         </w:rPr>
-        <w:t xml:space="preserve">Đối trừ:</w:t>
+        <w:t xml:space="preserve">Trả lại hàng mua</w:t>
       </w:r>
       <w:r>
         <w:rPr>
@@ -1875,7 +1846,7 @@
           <w:sz w:val="21"/>
           <w:szCs w:val="21"/>
         </w:rPr>
-        <w:t xml:space="preserve"> phần "Chọn tay" của từng phiếu trừ đúng chứng từ đã chọn trước; phần còn lại (và mọi phiếu "Tự động") trừ vào khoản đến hạn sớm nhất trước, tiền phiếu cũ dùng trước (FIFO).</w:t>
+        <w:t xml:space="preserve"> (TLM…) là phát sinh giảm của đơn vào ngày trả.</w:t>
       </w:r>
     </w:p>
     <w:p>
@@ -1883,18 +1854,10 @@
         <w:pStyle w:val="ListParagraph"/>
         <w:numPr>
           <w:ilvl w:val="0"/>
-          <w:numId w:val="3"/>
+          <w:numId w:val="2"/>
         </w:numPr>
         <w:spacing w:after="70" w:line="290"/>
       </w:pPr>
-      <w:r>
-        <w:rPr>
-          <w:rFonts w:ascii="Arial" w:cs="Arial" w:eastAsia="Arial" w:hAnsi="Arial"/>
-          <w:sz w:val="21"/>
-          <w:szCs w:val="21"/>
-        </w:rPr>
-        <w:t xml:space="preserve">Tiền chi dư không gán được là </w:t>
-      </w:r>
       <w:r>
         <w:rPr>
           <w:rFonts w:ascii="Arial" w:cs="Arial" w:eastAsia="Arial" w:hAnsi="Arial"/>
@@ -1903,7 +1866,7 @@
           <w:sz w:val="21"/>
           <w:szCs w:val="21"/>
         </w:rPr>
-        <w:t xml:space="preserve">Trả trước</w:t>
+        <w:t xml:space="preserve">Số dư tính trên toàn bộ lịch sử</w:t>
       </w:r>
       <w:r>
         <w:rPr>
@@ -1911,7 +1874,7 @@
           <w:sz w:val="21"/>
           <w:szCs w:val="21"/>
         </w:rPr>
-        <w:t xml:space="preserve"> (số dư âm).</w:t>
+        <w:t xml:space="preserve">, không phụ thuộc khoảng ngày — đây là số hai bên cần chốt.</w:t>
       </w:r>
     </w:p>
     <w:p>
@@ -1919,17 +1882,27 @@
         <w:pStyle w:val="ListParagraph"/>
         <w:numPr>
           <w:ilvl w:val="0"/>
-          <w:numId w:val="3"/>
+          <w:numId w:val="2"/>
         </w:numPr>
         <w:spacing w:after="70" w:line="290"/>
       </w:pPr>
       <w:r>
         <w:rPr>
           <w:rFonts w:ascii="Arial" w:cs="Arial" w:eastAsia="Arial" w:hAnsi="Arial"/>
+          <w:b/>
+          <w:bCs/>
           <w:sz w:val="21"/>
           <w:szCs w:val="21"/>
         </w:rPr>
-        <w:t xml:space="preserve">Phiếu hoàn tiền từ đối tác (chiều ngược lại) tính như một khoản nợ — ăn vào số trả trước trước.</w:t>
+        <w:t xml:space="preserve">Đối trừ:</w:t>
+      </w:r>
+      <w:r>
+        <w:rPr>
+          <w:rFonts w:ascii="Arial" w:cs="Arial" w:eastAsia="Arial" w:hAnsi="Arial"/>
+          <w:sz w:val="21"/>
+          <w:szCs w:val="21"/>
+        </w:rPr>
+        <w:t xml:space="preserve"> phần "Chọn tay" của từng phiếu trừ đúng chứng từ đã chọn trước (chọn theo mã đơn thì trả các lần nhận của đơn, lần đến hạn sớm trước); phần còn lại (và mọi phiếu "Tự động") trừ vào khoản đến hạn sớm nhất trước, tiền phiếu cũ dùng trước (FIFO).</w:t>
       </w:r>
     </w:p>
     <w:p>
@@ -1937,7 +1910,7 @@
         <w:pStyle w:val="ListParagraph"/>
         <w:numPr>
           <w:ilvl w:val="0"/>
-          <w:numId w:val="3"/>
+          <w:numId w:val="2"/>
         </w:numPr>
         <w:spacing w:after="70" w:line="290"/>
       </w:pPr>
@@ -1947,7 +1920,25 @@
           <w:sz w:val="21"/>
           <w:szCs w:val="21"/>
         </w:rPr>
-        <w:t xml:space="preserve">Phiếu thu chi đã huỷ không tính; công nợ tự mở lại.</w:t>
+        <w:t xml:space="preserve">Tiền chi dư không gán được là </w:t>
+      </w:r>
+      <w:r>
+        <w:rPr>
+          <w:rFonts w:ascii="Arial" w:cs="Arial" w:eastAsia="Arial" w:hAnsi="Arial"/>
+          <w:b/>
+          <w:bCs/>
+          <w:sz w:val="21"/>
+          <w:szCs w:val="21"/>
+        </w:rPr>
+        <w:t xml:space="preserve">Trả trước</w:t>
+      </w:r>
+      <w:r>
+        <w:rPr>
+          <w:rFonts w:ascii="Arial" w:cs="Arial" w:eastAsia="Arial" w:hAnsi="Arial"/>
+          <w:sz w:val="21"/>
+          <w:szCs w:val="21"/>
+        </w:rPr>
+        <w:t xml:space="preserve"> (số dư âm).</w:t>
       </w:r>
     </w:p>
     <w:p>
@@ -1955,7 +1946,43 @@
         <w:pStyle w:val="ListParagraph"/>
         <w:numPr>
           <w:ilvl w:val="0"/>
-          <w:numId w:val="3"/>
+          <w:numId w:val="2"/>
+        </w:numPr>
+        <w:spacing w:after="70" w:line="290"/>
+      </w:pPr>
+      <w:r>
+        <w:rPr>
+          <w:rFonts w:ascii="Arial" w:cs="Arial" w:eastAsia="Arial" w:hAnsi="Arial"/>
+          <w:sz w:val="21"/>
+          <w:szCs w:val="21"/>
+        </w:rPr>
+        <w:t xml:space="preserve">Phiếu hoàn tiền từ đối tác (chiều ngược lại) tính như một khoản nợ — ăn vào số trả trước trước.</w:t>
+      </w:r>
+    </w:p>
+    <w:p>
+      <w:pPr>
+        <w:pStyle w:val="ListParagraph"/>
+        <w:numPr>
+          <w:ilvl w:val="0"/>
+          <w:numId w:val="2"/>
+        </w:numPr>
+        <w:spacing w:after="70" w:line="290"/>
+      </w:pPr>
+      <w:r>
+        <w:rPr>
+          <w:rFonts w:ascii="Arial" w:cs="Arial" w:eastAsia="Arial" w:hAnsi="Arial"/>
+          <w:sz w:val="21"/>
+          <w:szCs w:val="21"/>
+        </w:rPr>
+        <w:t xml:space="preserve">Phiếu thu chi đã huỷ không tính; công nợ tự mở lại.</w:t>
+      </w:r>
+    </w:p>
+    <w:p>
+      <w:pPr>
+        <w:pStyle w:val="ListParagraph"/>
+        <w:numPr>
+          <w:ilvl w:val="0"/>
+          <w:numId w:val="2"/>
         </w:numPr>
         <w:spacing w:after="70" w:line="290"/>
       </w:pPr>
@@ -1999,9 +2026,9 @@
         </w:tblBorders>
       </w:tblPr>
       <w:tblGrid>
-        <w:gridCol w:w="2409"/>
-        <w:gridCol w:w="2007"/>
-        <w:gridCol w:w="5222"/>
+        <w:gridCol w:w="1210"/>
+        <w:gridCol w:w="1334"/>
+        <w:gridCol w:w="7094"/>
       </w:tblGrid>
       <w:tr>
         <w:trPr>
@@ -2010,7 +2037,7 @@
         </w:trPr>
         <w:tc>
           <w:tcPr>
-            <w:tcW w:type="dxa" w:w="2409"/>
+            <w:tcW w:type="dxa" w:w="1210"/>
             <w:tcBorders>
               <w:top w:val="single" w:color="A6A6A6" w:sz="4"/>
               <w:left w:val="single" w:color="A6A6A6" w:sz="4"/>
@@ -2044,7 +2071,7 @@
         </w:tc>
         <w:tc>
           <w:tcPr>
-            <w:tcW w:type="dxa" w:w="2007"/>
+            <w:tcW w:type="dxa" w:w="1334"/>
             <w:tcBorders>
               <w:top w:val="single" w:color="A6A6A6" w:sz="4"/>
               <w:left w:val="single" w:color="A6A6A6" w:sz="4"/>
@@ -2078,7 +2105,7 @@
         </w:tc>
         <w:tc>
           <w:tcPr>
-            <w:tcW w:type="dxa" w:w="5222"/>
+            <w:tcW w:type="dxa" w:w="7094"/>
             <w:tcBorders>
               <w:top w:val="single" w:color="A6A6A6" w:sz="4"/>
               <w:left w:val="single" w:color="A6A6A6" w:sz="4"/>
@@ -2117,7 +2144,7 @@
         </w:trPr>
         <w:tc>
           <w:tcPr>
-            <w:tcW w:type="dxa" w:w="2409"/>
+            <w:tcW w:type="dxa" w:w="1210"/>
             <w:tcBorders>
               <w:top w:val="single" w:color="A6A6A6" w:sz="4"/>
               <w:left w:val="single" w:color="A6A6A6" w:sz="4"/>
@@ -2148,7 +2175,7 @@
         </w:tc>
         <w:tc>
           <w:tcPr>
-            <w:tcW w:type="dxa" w:w="2007"/>
+            <w:tcW w:type="dxa" w:w="1334"/>
             <w:tcBorders>
               <w:top w:val="single" w:color="A6A6A6" w:sz="4"/>
               <w:left w:val="single" w:color="A6A6A6" w:sz="4"/>
@@ -2179,7 +2206,7 @@
         </w:tc>
         <w:tc>
           <w:tcPr>
-            <w:tcW w:type="dxa" w:w="5222"/>
+            <w:tcW w:type="dxa" w:w="7094"/>
             <w:tcBorders>
               <w:top w:val="single" w:color="A6A6A6" w:sz="4"/>
               <w:left w:val="single" w:color="A6A6A6" w:sz="4"/>
@@ -2215,7 +2242,7 @@
         </w:trPr>
         <w:tc>
           <w:tcPr>
-            <w:tcW w:type="dxa" w:w="2409"/>
+            <w:tcW w:type="dxa" w:w="1210"/>
             <w:tcBorders>
               <w:top w:val="single" w:color="A6A6A6" w:sz="4"/>
               <w:left w:val="single" w:color="A6A6A6" w:sz="4"/>
@@ -2246,7 +2273,7 @@
         </w:tc>
         <w:tc>
           <w:tcPr>
-            <w:tcW w:type="dxa" w:w="2007"/>
+            <w:tcW w:type="dxa" w:w="1334"/>
             <w:tcBorders>
               <w:top w:val="single" w:color="A6A6A6" w:sz="4"/>
               <w:left w:val="single" w:color="A6A6A6" w:sz="4"/>
@@ -2277,7 +2304,7 @@
         </w:tc>
         <w:tc>
           <w:tcPr>
-            <w:tcW w:type="dxa" w:w="5222"/>
+            <w:tcW w:type="dxa" w:w="7094"/>
             <w:tcBorders>
               <w:top w:val="single" w:color="A6A6A6" w:sz="4"/>
               <w:left w:val="single" w:color="A6A6A6" w:sz="4"/>
@@ -2308,6 +2335,11 @@
         </w:tc>
       </w:tr>
     </w:tbl>
+    <w:p>
+      <w:pPr>
+        <w:spacing w:after="60"/>
+      </w:pPr>
+    </w:p>
     <w:p>
       <w:pPr>
         <w:pStyle w:val="Heading1"/>
@@ -2339,8 +2371,8 @@
         </w:tblBorders>
       </w:tblPr>
       <w:tblGrid>
-        <w:gridCol w:w="2610"/>
-        <w:gridCol w:w="7028"/>
+        <w:gridCol w:w="4417"/>
+        <w:gridCol w:w="5221"/>
       </w:tblGrid>
       <w:tr>
         <w:trPr>
@@ -2349,7 +2381,7 @@
         </w:trPr>
         <w:tc>
           <w:tcPr>
-            <w:tcW w:type="dxa" w:w="2610"/>
+            <w:tcW w:type="dxa" w:w="4417"/>
             <w:tcBorders>
               <w:top w:val="single" w:color="A6A6A6" w:sz="4"/>
               <w:left w:val="single" w:color="A6A6A6" w:sz="4"/>
@@ -2383,7 +2415,7 @@
         </w:tc>
         <w:tc>
           <w:tcPr>
-            <w:tcW w:type="dxa" w:w="7028"/>
+            <w:tcW w:type="dxa" w:w="5221"/>
             <w:tcBorders>
               <w:top w:val="single" w:color="A6A6A6" w:sz="4"/>
               <w:left w:val="single" w:color="A6A6A6" w:sz="4"/>
@@ -2422,7 +2454,7 @@
         </w:trPr>
         <w:tc>
           <w:tcPr>
-            <w:tcW w:type="dxa" w:w="2610"/>
+            <w:tcW w:type="dxa" w:w="4417"/>
             <w:tcBorders>
               <w:top w:val="single" w:color="A6A6A6" w:sz="4"/>
               <w:left w:val="single" w:color="A6A6A6" w:sz="4"/>
@@ -2453,7 +2485,7 @@
         </w:tc>
         <w:tc>
           <w:tcPr>
-            <w:tcW w:type="dxa" w:w="7028"/>
+            <w:tcW w:type="dxa" w:w="5221"/>
             <w:tcBorders>
               <w:top w:val="single" w:color="A6A6A6" w:sz="4"/>
               <w:left w:val="single" w:color="A6A6A6" w:sz="4"/>
@@ -2489,7 +2521,7 @@
         </w:trPr>
         <w:tc>
           <w:tcPr>
-            <w:tcW w:type="dxa" w:w="2610"/>
+            <w:tcW w:type="dxa" w:w="4417"/>
             <w:tcBorders>
               <w:top w:val="single" w:color="A6A6A6" w:sz="4"/>
               <w:left w:val="single" w:color="A6A6A6" w:sz="4"/>
@@ -2520,7 +2552,7 @@
         </w:tc>
         <w:tc>
           <w:tcPr>
-            <w:tcW w:type="dxa" w:w="7028"/>
+            <w:tcW w:type="dxa" w:w="5221"/>
             <w:tcBorders>
               <w:top w:val="single" w:color="A6A6A6" w:sz="4"/>
               <w:left w:val="single" w:color="A6A6A6" w:sz="4"/>
@@ -2556,7 +2588,7 @@
         </w:trPr>
         <w:tc>
           <w:tcPr>
-            <w:tcW w:type="dxa" w:w="2610"/>
+            <w:tcW w:type="dxa" w:w="4417"/>
             <w:tcBorders>
               <w:top w:val="single" w:color="A6A6A6" w:sz="4"/>
               <w:left w:val="single" w:color="A6A6A6" w:sz="4"/>
@@ -2587,7 +2619,7 @@
         </w:tc>
         <w:tc>
           <w:tcPr>
-            <w:tcW w:type="dxa" w:w="7028"/>
+            <w:tcW w:type="dxa" w:w="5221"/>
             <w:tcBorders>
               <w:top w:val="single" w:color="A6A6A6" w:sz="4"/>
               <w:left w:val="single" w:color="A6A6A6" w:sz="4"/>
@@ -2623,7 +2655,7 @@
         </w:trPr>
         <w:tc>
           <w:tcPr>
-            <w:tcW w:type="dxa" w:w="2610"/>
+            <w:tcW w:type="dxa" w:w="4417"/>
             <w:tcBorders>
               <w:top w:val="single" w:color="A6A6A6" w:sz="4"/>
               <w:left w:val="single" w:color="A6A6A6" w:sz="4"/>
@@ -2654,7 +2686,7 @@
         </w:tc>
         <w:tc>
           <w:tcPr>
-            <w:tcW w:type="dxa" w:w="7028"/>
+            <w:tcW w:type="dxa" w:w="5221"/>
             <w:tcBorders>
               <w:top w:val="single" w:color="A6A6A6" w:sz="4"/>
               <w:left w:val="single" w:color="A6A6A6" w:sz="4"/>
@@ -2685,6 +2717,11 @@
         </w:tc>
       </w:tr>
     </w:tbl>
+    <w:p>
+      <w:pPr>
+        <w:spacing w:after="60"/>
+      </w:pPr>
+    </w:p>
     <w:p>
       <w:pPr>
         <w:pStyle w:val="Heading1"/>
@@ -2716,8 +2753,8 @@
         </w:tblBorders>
       </w:tblPr>
       <w:tblGrid>
-        <w:gridCol w:w="3614"/>
-        <w:gridCol w:w="6024"/>
+        <w:gridCol w:w="3586"/>
+        <w:gridCol w:w="6052"/>
       </w:tblGrid>
       <w:tr>
         <w:trPr>
@@ -2726,7 +2763,7 @@
         </w:trPr>
         <w:tc>
           <w:tcPr>
-            <w:tcW w:type="dxa" w:w="3614"/>
+            <w:tcW w:type="dxa" w:w="3586"/>
             <w:tcBorders>
               <w:top w:val="single" w:color="A6A6A6" w:sz="4"/>
               <w:left w:val="single" w:color="A6A6A6" w:sz="4"/>
@@ -2760,7 +2797,7 @@
         </w:tc>
         <w:tc>
           <w:tcPr>
-            <w:tcW w:type="dxa" w:w="6024"/>
+            <w:tcW w:type="dxa" w:w="6052"/>
             <w:tcBorders>
               <w:top w:val="single" w:color="A6A6A6" w:sz="4"/>
               <w:left w:val="single" w:color="A6A6A6" w:sz="4"/>
@@ -2799,7 +2836,7 @@
         </w:trPr>
         <w:tc>
           <w:tcPr>
-            <w:tcW w:type="dxa" w:w="3614"/>
+            <w:tcW w:type="dxa" w:w="3586"/>
             <w:tcBorders>
               <w:top w:val="single" w:color="A6A6A6" w:sz="4"/>
               <w:left w:val="single" w:color="A6A6A6" w:sz="4"/>
@@ -2830,7 +2867,7 @@
         </w:tc>
         <w:tc>
           <w:tcPr>
-            <w:tcW w:type="dxa" w:w="6024"/>
+            <w:tcW w:type="dxa" w:w="6052"/>
             <w:tcBorders>
               <w:top w:val="single" w:color="A6A6A6" w:sz="4"/>
               <w:left w:val="single" w:color="A6A6A6" w:sz="4"/>
@@ -2861,6 +2898,11 @@
         </w:tc>
       </w:tr>
     </w:tbl>
+    <w:p>
+      <w:pPr>
+        <w:spacing w:after="60"/>
+      </w:pPr>
+    </w:p>
     <w:p>
       <w:pPr>
         <w:pStyle w:val="Heading1"/>
@@ -2884,7 +2926,7 @@
         <w:pStyle w:val="ListParagraph"/>
         <w:numPr>
           <w:ilvl w:val="0"/>
-          <w:numId w:val="2"/>
+          <w:numId w:val="1"/>
         </w:numPr>
         <w:spacing w:after="60" w:line="290"/>
       </w:pPr>
@@ -2920,7 +2962,7 @@
         <w:pStyle w:val="ListParagraph"/>
         <w:numPr>
           <w:ilvl w:val="0"/>
-          <w:numId w:val="2"/>
+          <w:numId w:val="1"/>
         </w:numPr>
         <w:spacing w:after="60" w:line="290"/>
       </w:pPr>
@@ -2956,7 +2998,7 @@
         <w:pStyle w:val="ListParagraph"/>
         <w:numPr>
           <w:ilvl w:val="0"/>
-          <w:numId w:val="2"/>
+          <w:numId w:val="1"/>
         </w:numPr>
         <w:spacing w:after="60" w:line="290"/>
       </w:pPr>
@@ -2974,7 +3016,25 @@
         <w:pStyle w:val="ListParagraph"/>
         <w:numPr>
           <w:ilvl w:val="0"/>
-          <w:numId w:val="2"/>
+          <w:numId w:val="1"/>
+        </w:numPr>
+        <w:spacing w:after="60" w:line="290"/>
+      </w:pPr>
+      <w:r>
+        <w:rPr>
+          <w:rFonts w:ascii="Arial" w:cs="Arial" w:eastAsia="Arial" w:hAnsi="Arial"/>
+          <w:sz w:val="21"/>
+          <w:szCs w:val="21"/>
+        </w:rPr>
+        <w:t xml:space="preserve">Công nợ và số dư tính khi đọc (không lưu cột số dư), đọc lại mỗi khi đơn nhập, phiếu thu chi hoặc NCC thay đổi.</w:t>
+      </w:r>
+    </w:p>
+    <w:p>
+      <w:pPr>
+        <w:pStyle w:val="ListParagraph"/>
+        <w:numPr>
+          <w:ilvl w:val="0"/>
+          <w:numId w:val="1"/>
         </w:numPr>
         <w:spacing w:after="60" w:line="290"/>
       </w:pPr>
@@ -3037,7 +3097,7 @@
 </file>
 
 <file path=word/footer1.xml><?xml version="1.0" encoding="utf-8"?>
-<w:ftr xmlns:wpc="http://schemas.microsoft.com/office/word/2010/wordprocessingCanvas" xmlns:mc="http://schemas.openxmlformats.org/markup-compatibility/2006" xmlns:o="urn:schemas-microsoft-com:office:office" xmlns:r="http://schemas.openxmlformats.org/officeDocument/2006/relationships" xmlns:m="http://schemas.openxmlformats.org/officeDocument/2006/math" xmlns:v="urn:schemas-microsoft-com:vml" xmlns:wp14="http://schemas.microsoft.com/office/word/2010/wordprocessingDrawing" xmlns:wp="http://schemas.openxmlformats.org/drawingml/2006/wordprocessingDrawing" xmlns:w10="urn:schemas-microsoft-com:office:word" xmlns:w="http://schemas.openxmlformats.org/wordprocessingml/2006/main" xmlns:w14="http://schemas.microsoft.com/office/word/2010/wordml" xmlns:w15="http://schemas.microsoft.com/office/word/2012/wordml" xmlns:wpg="http://schemas.microsoft.com/office/word/2010/wordprocessingGroup" xmlns:wpi="http://schemas.microsoft.com/office/word/2010/wordprocessingInk" xmlns:wne="http://schemas.microsoft.com/office/word/2006/wordml" xmlns:wps="http://schemas.microsoft.com/office/word/2010/wordprocessingShape">
+<w:ftr xmlns:r="http://schemas.openxmlformats.org/officeDocument/2006/relationships" xmlns:w="http://schemas.openxmlformats.org/wordprocessingml/2006/main">
   <w:p>
     <w:pPr>
       <w:jc w:val="center"/>
@@ -3077,6 +3137,15 @@
         <w:szCs w:val="17"/>
       </w:rPr>
       <w:fldChar w:fldCharType="separate"/>
+    </w:r>
+    <w:r>
+      <w:rPr>
+        <w:rFonts w:ascii="Arial" w:cs="Arial" w:eastAsia="Arial" w:hAnsi="Arial"/>
+        <w:color w:val="7F7F7F"/>
+        <w:sz w:val="17"/>
+        <w:szCs w:val="17"/>
+      </w:rPr>
+      <w:t>1</w:t>
     </w:r>
     <w:r>
       <w:rPr>
@@ -3130,6 +3199,15 @@
         <w:sz w:val="17"/>
         <w:szCs w:val="17"/>
       </w:rPr>
+      <w:t>1</w:t>
+    </w:r>
+    <w:r>
+      <w:rPr>
+        <w:rFonts w:ascii="Arial" w:cs="Arial" w:eastAsia="Arial" w:hAnsi="Arial"/>
+        <w:color w:val="7F7F7F"/>
+        <w:sz w:val="17"/>
+        <w:szCs w:val="17"/>
+      </w:rPr>
       <w:fldChar w:fldCharType="end"/>
     </w:r>
   </w:p>
@@ -3174,7 +3252,7 @@
 </file>
 
 <file path=word/header1.xml><?xml version="1.0" encoding="utf-8"?>
-<w:hdr xmlns:wpc="http://schemas.microsoft.com/office/word/2010/wordprocessingCanvas" xmlns:mc="http://schemas.openxmlformats.org/markup-compatibility/2006" xmlns:o="urn:schemas-microsoft-com:office:office" xmlns:r="http://schemas.openxmlformats.org/officeDocument/2006/relationships" xmlns:m="http://schemas.openxmlformats.org/officeDocument/2006/math" xmlns:v="urn:schemas-microsoft-com:vml" xmlns:wp14="http://schemas.microsoft.com/office/word/2010/wordprocessingDrawing" xmlns:wp="http://schemas.openxmlformats.org/drawingml/2006/wordprocessingDrawing" xmlns:w10="urn:schemas-microsoft-com:office:word" xmlns:w="http://schemas.openxmlformats.org/wordprocessingml/2006/main" xmlns:w14="http://schemas.microsoft.com/office/word/2010/wordml" xmlns:w15="http://schemas.microsoft.com/office/word/2012/wordml" xmlns:wpg="http://schemas.microsoft.com/office/word/2010/wordprocessingGroup" xmlns:wpi="http://schemas.microsoft.com/office/word/2010/wordprocessingInk" xmlns:wne="http://schemas.microsoft.com/office/word/2006/wordml" xmlns:wps="http://schemas.microsoft.com/office/word/2010/wordprocessingShape" xmlns:cx="http://schemas.microsoft.com/office/drawing/2014/chartex" xmlns:cx1="http://schemas.microsoft.com/office/drawing/2015/9/8/chartex" xmlns:cx2="http://schemas.microsoft.com/office/drawing/2015/10/21/chartex" xmlns:cx3="http://schemas.microsoft.com/office/drawing/2016/5/9/chartex" xmlns:cx4="http://schemas.microsoft.com/office/drawing/2016/5/10/chartex" xmlns:cx5="http://schemas.microsoft.com/office/drawing/2016/5/11/chartex" xmlns:cx6="http://schemas.microsoft.com/office/drawing/2016/5/12/chartex" xmlns:cx7="http://schemas.microsoft.com/office/drawing/2016/5/13/chartex" xmlns:cx8="http://schemas.microsoft.com/office/drawing/2016/5/14/chartex" xmlns:w16cid="http://schemas.microsoft.com/office/word/2016/wordml/cid" xmlns:w16se="http://schemas.microsoft.com/office/word/2015/wordml/symex">
+<w:hdr xmlns:r="http://schemas.openxmlformats.org/officeDocument/2006/relationships" xmlns:w="http://schemas.openxmlformats.org/wordprocessingml/2006/main">
   <w:p>
     <w:pPr>
       <w:pBdr>
@@ -3200,101 +3278,18 @@
         <w:sz w:val="17"/>
         <w:szCs w:val="17"/>
       </w:rPr>
-      <w:t xml:space="preserve">	ATL-10 · Công nợ phải trả</w:t>
+      <w:tab/>
+      <w:t xml:space="preserve">ATL-10 · Công nợ phải trả</w:t>
     </w:r>
   </w:p>
 </w:hdr>
 </file>
 
 <file path=word/numbering.xml><?xml version="1.0" encoding="utf-8"?>
-<w:numbering xmlns:wpc="http://schemas.microsoft.com/office/word/2010/wordprocessingCanvas" xmlns:mc="http://schemas.openxmlformats.org/markup-compatibility/2006" xmlns:o="urn:schemas-microsoft-com:office:office" xmlns:r="http://schemas.openxmlformats.org/officeDocument/2006/relationships" xmlns:m="http://schemas.openxmlformats.org/officeDocument/2006/math" xmlns:v="urn:schemas-microsoft-com:vml" xmlns:wp14="http://schemas.microsoft.com/office/word/2010/wordprocessingDrawing" xmlns:wp="http://schemas.openxmlformats.org/drawingml/2006/wordprocessingDrawing" xmlns:w10="urn:schemas-microsoft-com:office:word" xmlns:w="http://schemas.openxmlformats.org/wordprocessingml/2006/main" xmlns:w14="http://schemas.microsoft.com/office/word/2010/wordml" xmlns:w15="http://schemas.microsoft.com/office/word/2012/wordml" xmlns:wpg="http://schemas.microsoft.com/office/word/2010/wordprocessingGroup" xmlns:wpi="http://schemas.microsoft.com/office/word/2010/wordprocessingInk" xmlns:wne="http://schemas.microsoft.com/office/word/2006/wordml" xmlns:wps="http://schemas.microsoft.com/office/word/2010/wordprocessingShape" mc:Ignorable="w14 w15 wp14">
-  <w:abstractNum w:abstractNumId="1" w15:restartNumberingAfterBreak="0">
-    <w:multiLevelType w:val="hybridMultilevel"/>
-    <w:lvl w:ilvl="0" w:tentative="1">
-      <w:start w:val="1"/>
-      <w:numFmt w:val="bullet"/>
-      <w:lvlText w:val="●"/>
-      <w:lvlJc w:val="left"/>
-      <w:pPr>
-        <w:ind w:left="720" w:hanging="360"/>
-      </w:pPr>
-    </w:lvl>
-    <w:lvl w:ilvl="1" w:tentative="1">
-      <w:start w:val="1"/>
-      <w:numFmt w:val="bullet"/>
-      <w:lvlText w:val="○"/>
-      <w:lvlJc w:val="left"/>
-      <w:pPr>
-        <w:ind w:left="1440" w:hanging="360"/>
-      </w:pPr>
-    </w:lvl>
-    <w:lvl w:ilvl="2" w:tentative="1">
-      <w:start w:val="1"/>
-      <w:numFmt w:val="bullet"/>
-      <w:lvlText w:val="■"/>
-      <w:lvlJc w:val="left"/>
-      <w:pPr>
-        <w:ind w:left="2160" w:hanging="360"/>
-      </w:pPr>
-    </w:lvl>
-    <w:lvl w:ilvl="3" w:tentative="1">
-      <w:start w:val="1"/>
-      <w:numFmt w:val="bullet"/>
-      <w:lvlText w:val="●"/>
-      <w:lvlJc w:val="left"/>
-      <w:pPr>
-        <w:ind w:left="2880" w:hanging="360"/>
-      </w:pPr>
-    </w:lvl>
-    <w:lvl w:ilvl="4" w:tentative="1">
-      <w:start w:val="1"/>
-      <w:numFmt w:val="bullet"/>
-      <w:lvlText w:val="○"/>
-      <w:lvlJc w:val="left"/>
-      <w:pPr>
-        <w:ind w:left="3600" w:hanging="360"/>
-      </w:pPr>
-    </w:lvl>
-    <w:lvl w:ilvl="5" w:tentative="1">
-      <w:start w:val="1"/>
-      <w:numFmt w:val="bullet"/>
-      <w:lvlText w:val="■"/>
-      <w:lvlJc w:val="left"/>
-      <w:pPr>
-        <w:ind w:left="4320" w:hanging="360"/>
-      </w:pPr>
-    </w:lvl>
-    <w:lvl w:ilvl="6" w:tentative="1">
-      <w:start w:val="1"/>
-      <w:numFmt w:val="bullet"/>
-      <w:lvlText w:val="●"/>
-      <w:lvlJc w:val="left"/>
-      <w:pPr>
-        <w:ind w:left="5040" w:hanging="360"/>
-      </w:pPr>
-    </w:lvl>
-    <w:lvl w:ilvl="7" w:tentative="1">
-      <w:start w:val="1"/>
-      <w:numFmt w:val="bullet"/>
-      <w:lvlText w:val="●"/>
-      <w:lvlJc w:val="left"/>
-      <w:pPr>
-        <w:ind w:left="5760" w:hanging="360"/>
-      </w:pPr>
-    </w:lvl>
-    <w:lvl w:ilvl="8" w:tentative="1">
-      <w:start w:val="1"/>
-      <w:numFmt w:val="bullet"/>
-      <w:lvlText w:val="●"/>
-      <w:lvlJc w:val="left"/>
-      <w:pPr>
-        <w:ind w:left="6480" w:hanging="360"/>
-      </w:pPr>
-    </w:lvl>
-  </w:abstractNum>
-  <w:abstractNum w:abstractNumId="2" w15:restartNumberingAfterBreak="0">
-    <w:multiLevelType w:val="hybridMultilevel"/>
-    <w:lvl w:ilvl="0" w:tentative="1">
+<w:numbering xmlns:r="http://schemas.openxmlformats.org/officeDocument/2006/relationships" xmlns:w="http://schemas.openxmlformats.org/wordprocessingml/2006/main">
+  <w:abstractNum w:abstractNumId="1">
+    <w:multiLevelType w:val="singleLevel"/>
+    <w:lvl w:ilvl="0">
       <w:start w:val="1"/>
       <w:numFmt w:val="bullet"/>
       <w:lvlText w:val="•"/>
@@ -3304,9 +3299,9 @@
       </w:pPr>
     </w:lvl>
   </w:abstractNum>
-  <w:abstractNum w:abstractNumId="3" w15:restartNumberingAfterBreak="0">
-    <w:multiLevelType w:val="hybridMultilevel"/>
-    <w:lvl w:ilvl="0" w:tentative="1">
+  <w:abstractNum w:abstractNumId="2">
+    <w:multiLevelType w:val="singleLevel"/>
+    <w:lvl w:ilvl="0">
       <w:start w:val="1"/>
       <w:numFmt w:val="decimal"/>
       <w:lvlText w:val="%1."/>
@@ -3318,18 +3313,9 @@
   </w:abstractNum>
   <w:num w:numId="1">
     <w:abstractNumId w:val="1"/>
-    <w:lvlOverride w:ilvl="0">
-      <w:startOverride w:val="1"/>
-    </w:lvlOverride>
   </w:num>
   <w:num w:numId="2">
     <w:abstractNumId w:val="2"/>
-    <w:lvlOverride w:ilvl="0">
-      <w:startOverride w:val="1"/>
-    </w:lvlOverride>
-  </w:num>
-  <w:num w:numId="3">
-    <w:abstractNumId w:val="3"/>
     <w:lvlOverride w:ilvl="0">
       <w:startOverride w:val="1"/>
     </w:lvlOverride>
